--- a/Tests/fixtures/word97-formatting.docx
+++ b/Tests/fixtures/word97-formatting.docx
@@ -295,7 +295,7 @@
       <w:tblPr>
         <w:tblW w:w="8640" w:type="dxa"/>
         <w:jc w:val="start"/>
-        <w:tblInd w:w="0" w:type="dxa"/>
+        <w:tblInd w:w="-5" w:type="dxa"/>
         <w:tblLayout w:type="fixed"/>
         <w:tblCellMar>
           <w:top w:w="0" w:type="dxa"/>
@@ -315,7 +315,13 @@
         <w:tc>
           <w:tcPr>
             <w:tcW w:w="2160" w:type="dxa"/>
-            <w:tcBorders/>
+            <w:tcBorders>
+              <w:top w:val="single" w:sz="4" w:space="0" w:color="000000"/>
+              <w:start w:val="single" w:sz="4" w:space="0" w:color="000000"/>
+              <w:bottom w:val="single" w:sz="4" w:space="0" w:color="000000"/>
+              <w:end w:val="single" w:sz="4" w:space="0" w:color="000000"/>
+            </w:tcBorders>
+            <w:shd w:fill="DDEEFF" w:val="clear"/>
           </w:tcPr>
           <w:p>
             <w:pPr>
@@ -333,7 +339,13 @@
         <w:tc>
           <w:tcPr>
             <w:tcW w:w="6480" w:type="dxa"/>
-            <w:tcBorders/>
+            <w:tcBorders>
+              <w:top w:val="single" w:sz="4" w:space="0" w:color="000000"/>
+              <w:start w:val="single" w:sz="4" w:space="0" w:color="000000"/>
+              <w:bottom w:val="single" w:sz="4" w:space="0" w:color="000000"/>
+              <w:end w:val="single" w:sz="4" w:space="0" w:color="000000"/>
+            </w:tcBorders>
+            <w:shd w:fill="DDEEFF" w:val="clear"/>
           </w:tcPr>
           <w:p>
             <w:pPr>
@@ -354,7 +366,12 @@
         <w:tc>
           <w:tcPr>
             <w:tcW w:w="2160" w:type="dxa"/>
-            <w:tcBorders/>
+            <w:tcBorders>
+              <w:top w:val="single" w:sz="4" w:space="0" w:color="000000"/>
+              <w:start w:val="single" w:sz="4" w:space="0" w:color="000000"/>
+              <w:bottom w:val="single" w:sz="4" w:space="0" w:color="000000"/>
+              <w:end w:val="single" w:sz="4" w:space="0" w:color="000000"/>
+            </w:tcBorders>
           </w:tcPr>
           <w:p>
             <w:pPr>
@@ -372,7 +389,12 @@
         <w:tc>
           <w:tcPr>
             <w:tcW w:w="6480" w:type="dxa"/>
-            <w:tcBorders/>
+            <w:tcBorders>
+              <w:top w:val="single" w:sz="4" w:space="0" w:color="000000"/>
+              <w:start w:val="single" w:sz="4" w:space="0" w:color="000000"/>
+              <w:bottom w:val="single" w:sz="4" w:space="0" w:color="000000"/>
+              <w:end w:val="single" w:sz="4" w:space="0" w:color="000000"/>
+            </w:tcBorders>
           </w:tcPr>
           <w:p>
             <w:pPr>
@@ -393,6 +415,73 @@
         <w:tc>
           <w:tcPr>
             <w:tcW w:w="2160" w:type="dxa"/>
+            <w:tcBorders>
+              <w:top w:val="single" w:sz="4" w:space="0" w:color="000000"/>
+              <w:start w:val="single" w:sz="4" w:space="0" w:color="000000"/>
+              <w:bottom w:val="single" w:sz="4" w:space="0" w:color="000000"/>
+              <w:end w:val="single" w:sz="4" w:space="0" w:color="000000"/>
+            </w:tcBorders>
+          </w:tcPr>
+          <w:p>
+            <w:pPr>
+              <w:pStyle w:val="Normal"/>
+              <w:bidi w:val="0"/>
+              <w:jc w:val="start"/>
+              <w:rPr/>
+            </w:pPr>
+            <w:r>
+              <w:rPr/>
+              <w:t>2.2.2026</w:t>
+            </w:r>
+          </w:p>
+        </w:tc>
+        <w:tc>
+          <w:tcPr>
+            <w:tcW w:w="6480" w:type="dxa"/>
+            <w:tcBorders>
+              <w:top w:val="single" w:sz="4" w:space="0" w:color="000000"/>
+              <w:start w:val="single" w:sz="4" w:space="0" w:color="000000"/>
+              <w:bottom w:val="single" w:sz="16" w:space="0" w:color="0000FF"/>
+              <w:end w:val="single" w:sz="4" w:space="0" w:color="000000"/>
+            </w:tcBorders>
+          </w:tcPr>
+          <w:p>
+            <w:pPr>
+              <w:pStyle w:val="Normal"/>
+              <w:bidi w:val="0"/>
+              <w:jc w:val="end"/>
+              <w:rPr/>
+            </w:pPr>
+            <w:r>
+              <w:rPr/>
+              <w:t>250.50</w:t>
+            </w:r>
+          </w:p>
+        </w:tc>
+      </w:tr>
+    </w:tbl>
+    <w:tbl>
+      <w:tblPr>
+        <w:tblW w:w="5000" w:type="pct"/>
+        <w:jc w:val="start"/>
+        <w:tblInd w:w="0" w:type="dxa"/>
+        <w:tblLayout w:type="fixed"/>
+        <w:tblCellMar>
+          <w:top w:w="0" w:type="dxa"/>
+          <w:start w:w="0" w:type="dxa"/>
+          <w:bottom w:w="0" w:type="dxa"/>
+          <w:end w:w="0" w:type="dxa"/>
+        </w:tblCellMar>
+      </w:tblPr>
+      <w:tblGrid>
+        <w:gridCol w:w="4818"/>
+        <w:gridCol w:w="4820"/>
+      </w:tblGrid>
+      <w:tr>
+        <w:trPr/>
+        <w:tc>
+          <w:tcPr>
+            <w:tcW w:w="4818" w:type="dxa"/>
             <w:tcBorders/>
           </w:tcPr>
           <w:p>
@@ -404,25 +493,25 @@
             </w:pPr>
             <w:r>
               <w:rPr/>
-              <w:t>2.2.2026</w:t>
+              <w:t>layout left</w:t>
             </w:r>
           </w:p>
         </w:tc>
         <w:tc>
           <w:tcPr>
-            <w:tcW w:w="6480" w:type="dxa"/>
+            <w:tcW w:w="4820" w:type="dxa"/>
             <w:tcBorders/>
           </w:tcPr>
           <w:p>
             <w:pPr>
               <w:pStyle w:val="Normal"/>
               <w:bidi w:val="0"/>
-              <w:jc w:val="end"/>
+              <w:jc w:val="start"/>
               <w:rPr/>
             </w:pPr>
             <w:r>
               <w:rPr/>
-              <w:t>250.50</w:t>
+              <w:t>layout right</w:t>
             </w:r>
           </w:p>
         </w:tc>

--- a/Tests/fixtures/word97-formatting.docx
+++ b/Tests/fixtures/word97-formatting.docx
@@ -254,7 +254,7 @@
         <w:pStyle w:val="Normal"/>
         <w:numPr>
           <w:ilvl w:val="0"/>
-          <w:numId w:val="4"/>
+          <w:numId w:val="8"/>
         </w:numPr>
         <w:tabs>
           <w:tab w:val="clear" w:pos="720"/>
@@ -268,6 +268,27 @@
       <w:r>
         <w:rPr/>
         <w:t>item five</w:t>
+      </w:r>
+    </w:p>
+    <w:p>
+      <w:pPr>
+        <w:pStyle w:val="Normal"/>
+        <w:numPr>
+          <w:ilvl w:val="0"/>
+          <w:numId w:val="8"/>
+        </w:numPr>
+        <w:tabs>
+          <w:tab w:val="clear" w:pos="720"/>
+          <w:tab w:val="left" w:pos="0" w:leader="none"/>
+        </w:tabs>
+        <w:bidi w:val="0"/>
+        <w:ind w:hanging="0" w:start="0"/>
+        <w:jc w:val="start"/>
+        <w:rPr/>
+      </w:pPr>
+      <w:r>
+        <w:rPr/>
+        <w:t>item six</w:t>
       </w:r>
     </w:p>
     <w:p>
@@ -288,7 +309,238 @@
       </w:pPr>
       <w:r>
         <w:rPr/>
-        <w:t>item six</w:t>
+        <w:t>outline one</w:t>
+      </w:r>
+    </w:p>
+    <w:p>
+      <w:pPr>
+        <w:pStyle w:val="Normal"/>
+        <w:numPr>
+          <w:ilvl w:val="1"/>
+          <w:numId w:val="4"/>
+        </w:numPr>
+        <w:tabs>
+          <w:tab w:val="clear" w:pos="720"/>
+          <w:tab w:val="left" w:pos="0" w:leader="none"/>
+        </w:tabs>
+        <w:bidi w:val="0"/>
+        <w:ind w:hanging="0" w:start="0"/>
+        <w:jc w:val="start"/>
+        <w:rPr/>
+      </w:pPr>
+      <w:r>
+        <w:rPr/>
+        <w:t>outline one one</w:t>
+      </w:r>
+    </w:p>
+    <w:p>
+      <w:pPr>
+        <w:pStyle w:val="Normal"/>
+        <w:numPr>
+          <w:ilvl w:val="1"/>
+          <w:numId w:val="4"/>
+        </w:numPr>
+        <w:tabs>
+          <w:tab w:val="clear" w:pos="720"/>
+          <w:tab w:val="left" w:pos="0" w:leader="none"/>
+        </w:tabs>
+        <w:bidi w:val="0"/>
+        <w:ind w:hanging="0" w:start="0"/>
+        <w:jc w:val="start"/>
+        <w:rPr/>
+      </w:pPr>
+      <w:r>
+        <w:rPr/>
+        <w:t>outline one two</w:t>
+      </w:r>
+    </w:p>
+    <w:p>
+      <w:pPr>
+        <w:pStyle w:val="Normal"/>
+        <w:numPr>
+          <w:ilvl w:val="2"/>
+          <w:numId w:val="4"/>
+        </w:numPr>
+        <w:tabs>
+          <w:tab w:val="clear" w:pos="720"/>
+          <w:tab w:val="left" w:pos="0" w:leader="none"/>
+        </w:tabs>
+        <w:bidi w:val="0"/>
+        <w:ind w:hanging="0" w:start="0"/>
+        <w:jc w:val="start"/>
+        <w:rPr/>
+      </w:pPr>
+      <w:r>
+        <w:rPr/>
+        <w:t>outline letter a</w:t>
+      </w:r>
+    </w:p>
+    <w:p>
+      <w:pPr>
+        <w:pStyle w:val="Normal"/>
+        <w:numPr>
+          <w:ilvl w:val="2"/>
+          <w:numId w:val="4"/>
+        </w:numPr>
+        <w:tabs>
+          <w:tab w:val="clear" w:pos="720"/>
+          <w:tab w:val="left" w:pos="0" w:leader="none"/>
+        </w:tabs>
+        <w:bidi w:val="0"/>
+        <w:ind w:hanging="0" w:start="0"/>
+        <w:jc w:val="start"/>
+        <w:rPr/>
+      </w:pPr>
+      <w:r>
+        <w:rPr/>
+        <w:t>outline letter b</w:t>
+      </w:r>
+    </w:p>
+    <w:p>
+      <w:pPr>
+        <w:pStyle w:val="Normal"/>
+        <w:numPr>
+          <w:ilvl w:val="0"/>
+          <w:numId w:val="4"/>
+        </w:numPr>
+        <w:tabs>
+          <w:tab w:val="clear" w:pos="720"/>
+          <w:tab w:val="left" w:pos="0" w:leader="none"/>
+        </w:tabs>
+        <w:bidi w:val="0"/>
+        <w:ind w:hanging="0" w:start="0"/>
+        <w:jc w:val="start"/>
+        <w:rPr/>
+      </w:pPr>
+      <w:r>
+        <w:rPr/>
+        <w:t>outline two</w:t>
+      </w:r>
+    </w:p>
+    <w:p>
+      <w:pPr>
+        <w:pStyle w:val="Normal"/>
+        <w:numPr>
+          <w:ilvl w:val="0"/>
+          <w:numId w:val="5"/>
+        </w:numPr>
+        <w:tabs>
+          <w:tab w:val="clear" w:pos="720"/>
+          <w:tab w:val="left" w:pos="0" w:leader="none"/>
+        </w:tabs>
+        <w:bidi w:val="0"/>
+        <w:ind w:hanging="0" w:start="0"/>
+        <w:jc w:val="start"/>
+        <w:rPr/>
+      </w:pPr>
+      <w:r>
+        <w:rPr/>
+        <w:t>roman one</w:t>
+      </w:r>
+    </w:p>
+    <w:p>
+      <w:pPr>
+        <w:pStyle w:val="Normal"/>
+        <w:numPr>
+          <w:ilvl w:val="0"/>
+          <w:numId w:val="5"/>
+        </w:numPr>
+        <w:tabs>
+          <w:tab w:val="clear" w:pos="720"/>
+          <w:tab w:val="left" w:pos="0" w:leader="none"/>
+        </w:tabs>
+        <w:bidi w:val="0"/>
+        <w:ind w:hanging="0" w:start="0"/>
+        <w:jc w:val="start"/>
+        <w:rPr/>
+      </w:pPr>
+      <w:r>
+        <w:rPr/>
+        <w:t>roman two</w:t>
+      </w:r>
+    </w:p>
+    <w:p>
+      <w:pPr>
+        <w:pStyle w:val="Normal"/>
+        <w:numPr>
+          <w:ilvl w:val="0"/>
+          <w:numId w:val="5"/>
+        </w:numPr>
+        <w:tabs>
+          <w:tab w:val="clear" w:pos="720"/>
+          <w:tab w:val="left" w:pos="0" w:leader="none"/>
+        </w:tabs>
+        <w:bidi w:val="0"/>
+        <w:ind w:hanging="0" w:start="0"/>
+        <w:jc w:val="start"/>
+        <w:rPr/>
+      </w:pPr>
+      <w:r>
+        <w:rPr/>
+        <w:t>roman three</w:t>
+      </w:r>
+    </w:p>
+    <w:p>
+      <w:pPr>
+        <w:pStyle w:val="Normal"/>
+        <w:numPr>
+          <w:ilvl w:val="0"/>
+          <w:numId w:val="5"/>
+        </w:numPr>
+        <w:tabs>
+          <w:tab w:val="clear" w:pos="720"/>
+          <w:tab w:val="left" w:pos="0" w:leader="none"/>
+        </w:tabs>
+        <w:bidi w:val="0"/>
+        <w:ind w:hanging="0" w:start="0"/>
+        <w:jc w:val="start"/>
+        <w:rPr/>
+      </w:pPr>
+      <w:r>
+        <w:rPr/>
+        <w:t>roman four</w:t>
+      </w:r>
+    </w:p>
+    <w:p>
+      <w:pPr>
+        <w:pStyle w:val="Normal"/>
+        <w:numPr>
+          <w:ilvl w:val="0"/>
+          <w:numId w:val="6"/>
+        </w:numPr>
+        <w:tabs>
+          <w:tab w:val="clear" w:pos="720"/>
+          <w:tab w:val="left" w:pos="0" w:leader="none"/>
+        </w:tabs>
+        <w:bidi w:val="0"/>
+        <w:ind w:hanging="0" w:start="0"/>
+        <w:jc w:val="start"/>
+        <w:rPr/>
+      </w:pPr>
+      <w:r>
+        <w:rPr/>
+        <w:t>dash item</w:t>
+      </w:r>
+    </w:p>
+    <w:p>
+      <w:pPr>
+        <w:pStyle w:val="Normal"/>
+        <w:numPr>
+          <w:ilvl w:val="0"/>
+          <w:numId w:val="7"/>
+        </w:numPr>
+        <w:tabs>
+          <w:tab w:val="clear" w:pos="720"/>
+          <w:tab w:val="left" w:pos="0" w:leader="none"/>
+        </w:tabs>
+        <w:bidi w:val="0"/>
+        <w:ind w:hanging="0" w:start="0"/>
+        <w:jc w:val="start"/>
+        <w:rPr/>
+      </w:pPr>
+      <w:r>
+        <w:rPr/>
+        <w:t>square item</w:t>
       </w:r>
     </w:p>
     <w:tbl>
@@ -1028,6 +1280,458 @@
   </w:abstractNum>
   <w:abstractNum w:abstractNumId="4">
     <w:lvl w:ilvl="0">
+      <w:start w:val="1"/>
+      <w:numFmt w:val="decimal"/>
+      <w:suff w:val="nothing"/>
+      <w:lvlText w:val="%1."/>
+      <w:lvlJc w:val="start"/>
+      <w:pPr>
+        <w:tabs>
+          <w:tab w:val="num" w:pos="0"/>
+        </w:tabs>
+        <w:ind w:start="0" w:hanging="0"/>
+      </w:pPr>
+    </w:lvl>
+    <w:lvl w:ilvl="1">
+      <w:start w:val="1"/>
+      <w:numFmt w:val="decimal"/>
+      <w:suff w:val="nothing"/>
+      <w:lvlText w:val="%1.%2."/>
+      <w:lvlJc w:val="start"/>
+      <w:pPr>
+        <w:tabs>
+          <w:tab w:val="num" w:pos="0"/>
+        </w:tabs>
+        <w:ind w:start="0" w:hanging="0"/>
+      </w:pPr>
+    </w:lvl>
+    <w:lvl w:ilvl="2">
+      <w:start w:val="1"/>
+      <w:numFmt w:val="lowerLetter"/>
+      <w:suff w:val="nothing"/>
+      <w:lvlText w:val="%3)"/>
+      <w:lvlJc w:val="start"/>
+      <w:pPr>
+        <w:tabs>
+          <w:tab w:val="num" w:pos="0"/>
+        </w:tabs>
+        <w:ind w:start="0" w:hanging="0"/>
+      </w:pPr>
+    </w:lvl>
+    <w:lvl w:ilvl="3">
+      <w:start w:val="1"/>
+      <w:numFmt w:val="decimal"/>
+      <w:lvlText w:val="%4."/>
+      <w:lvlJc w:val="start"/>
+      <w:pPr>
+        <w:tabs>
+          <w:tab w:val="num" w:pos="1800"/>
+        </w:tabs>
+        <w:ind w:start="1800" w:hanging="360"/>
+      </w:pPr>
+    </w:lvl>
+    <w:lvl w:ilvl="4">
+      <w:start w:val="1"/>
+      <w:numFmt w:val="decimal"/>
+      <w:lvlText w:val="%5."/>
+      <w:lvlJc w:val="start"/>
+      <w:pPr>
+        <w:tabs>
+          <w:tab w:val="num" w:pos="2160"/>
+        </w:tabs>
+        <w:ind w:start="2160" w:hanging="360"/>
+      </w:pPr>
+    </w:lvl>
+    <w:lvl w:ilvl="5">
+      <w:start w:val="1"/>
+      <w:numFmt w:val="decimal"/>
+      <w:lvlText w:val="%6."/>
+      <w:lvlJc w:val="start"/>
+      <w:pPr>
+        <w:tabs>
+          <w:tab w:val="num" w:pos="2520"/>
+        </w:tabs>
+        <w:ind w:start="2520" w:hanging="360"/>
+      </w:pPr>
+    </w:lvl>
+    <w:lvl w:ilvl="6">
+      <w:start w:val="1"/>
+      <w:numFmt w:val="decimal"/>
+      <w:lvlText w:val="%7."/>
+      <w:lvlJc w:val="start"/>
+      <w:pPr>
+        <w:tabs>
+          <w:tab w:val="num" w:pos="2880"/>
+        </w:tabs>
+        <w:ind w:start="2880" w:hanging="360"/>
+      </w:pPr>
+    </w:lvl>
+    <w:lvl w:ilvl="7">
+      <w:start w:val="1"/>
+      <w:numFmt w:val="decimal"/>
+      <w:lvlText w:val="%8."/>
+      <w:lvlJc w:val="start"/>
+      <w:pPr>
+        <w:tabs>
+          <w:tab w:val="num" w:pos="3240"/>
+        </w:tabs>
+        <w:ind w:start="3240" w:hanging="360"/>
+      </w:pPr>
+    </w:lvl>
+    <w:lvl w:ilvl="8">
+      <w:start w:val="1"/>
+      <w:numFmt w:val="decimal"/>
+      <w:lvlText w:val="%9."/>
+      <w:lvlJc w:val="start"/>
+      <w:pPr>
+        <w:tabs>
+          <w:tab w:val="num" w:pos="3600"/>
+        </w:tabs>
+        <w:ind w:start="3600" w:hanging="360"/>
+      </w:pPr>
+    </w:lvl>
+  </w:abstractNum>
+  <w:abstractNum w:abstractNumId="5">
+    <w:lvl w:ilvl="0">
+      <w:start w:val="1"/>
+      <w:numFmt w:val="upperRoman"/>
+      <w:suff w:val="nothing"/>
+      <w:lvlText w:val="(%1)"/>
+      <w:lvlJc w:val="start"/>
+      <w:pPr>
+        <w:tabs>
+          <w:tab w:val="num" w:pos="0"/>
+        </w:tabs>
+        <w:ind w:start="0" w:hanging="0"/>
+      </w:pPr>
+    </w:lvl>
+    <w:lvl w:ilvl="1">
+      <w:start w:val="1"/>
+      <w:numFmt w:val="decimal"/>
+      <w:lvlText w:val="%2."/>
+      <w:lvlJc w:val="start"/>
+      <w:pPr>
+        <w:tabs>
+          <w:tab w:val="num" w:pos="1080"/>
+        </w:tabs>
+        <w:ind w:start="1080" w:hanging="360"/>
+      </w:pPr>
+    </w:lvl>
+    <w:lvl w:ilvl="2">
+      <w:start w:val="1"/>
+      <w:numFmt w:val="decimal"/>
+      <w:lvlText w:val="%3."/>
+      <w:lvlJc w:val="start"/>
+      <w:pPr>
+        <w:tabs>
+          <w:tab w:val="num" w:pos="1440"/>
+        </w:tabs>
+        <w:ind w:start="1440" w:hanging="360"/>
+      </w:pPr>
+    </w:lvl>
+    <w:lvl w:ilvl="3">
+      <w:start w:val="1"/>
+      <w:numFmt w:val="decimal"/>
+      <w:lvlText w:val="%4."/>
+      <w:lvlJc w:val="start"/>
+      <w:pPr>
+        <w:tabs>
+          <w:tab w:val="num" w:pos="1800"/>
+        </w:tabs>
+        <w:ind w:start="1800" w:hanging="360"/>
+      </w:pPr>
+    </w:lvl>
+    <w:lvl w:ilvl="4">
+      <w:start w:val="1"/>
+      <w:numFmt w:val="decimal"/>
+      <w:lvlText w:val="%5."/>
+      <w:lvlJc w:val="start"/>
+      <w:pPr>
+        <w:tabs>
+          <w:tab w:val="num" w:pos="2160"/>
+        </w:tabs>
+        <w:ind w:start="2160" w:hanging="360"/>
+      </w:pPr>
+    </w:lvl>
+    <w:lvl w:ilvl="5">
+      <w:start w:val="1"/>
+      <w:numFmt w:val="decimal"/>
+      <w:lvlText w:val="%6."/>
+      <w:lvlJc w:val="start"/>
+      <w:pPr>
+        <w:tabs>
+          <w:tab w:val="num" w:pos="2520"/>
+        </w:tabs>
+        <w:ind w:start="2520" w:hanging="360"/>
+      </w:pPr>
+    </w:lvl>
+    <w:lvl w:ilvl="6">
+      <w:start w:val="1"/>
+      <w:numFmt w:val="decimal"/>
+      <w:lvlText w:val="%7."/>
+      <w:lvlJc w:val="start"/>
+      <w:pPr>
+        <w:tabs>
+          <w:tab w:val="num" w:pos="2880"/>
+        </w:tabs>
+        <w:ind w:start="2880" w:hanging="360"/>
+      </w:pPr>
+    </w:lvl>
+    <w:lvl w:ilvl="7">
+      <w:start w:val="1"/>
+      <w:numFmt w:val="decimal"/>
+      <w:lvlText w:val="%8."/>
+      <w:lvlJc w:val="start"/>
+      <w:pPr>
+        <w:tabs>
+          <w:tab w:val="num" w:pos="3240"/>
+        </w:tabs>
+        <w:ind w:start="3240" w:hanging="360"/>
+      </w:pPr>
+    </w:lvl>
+    <w:lvl w:ilvl="8">
+      <w:start w:val="1"/>
+      <w:numFmt w:val="decimal"/>
+      <w:lvlText w:val="%9."/>
+      <w:lvlJc w:val="start"/>
+      <w:pPr>
+        <w:tabs>
+          <w:tab w:val="num" w:pos="3600"/>
+        </w:tabs>
+        <w:ind w:start="3600" w:hanging="360"/>
+      </w:pPr>
+    </w:lvl>
+  </w:abstractNum>
+  <w:abstractNum w:abstractNumId="6">
+    <w:lvl w:ilvl="0">
+      <w:start w:val="1"/>
+      <w:numFmt w:val="bullet"/>
+      <w:suff w:val="nothing"/>
+      <w:lvlText w:val=""/>
+      <w:lvlJc w:val="start"/>
+      <w:pPr>
+        <w:tabs>
+          <w:tab w:val="num" w:pos="0"/>
+        </w:tabs>
+        <w:ind w:start="0" w:hanging="0"/>
+      </w:pPr>
+      <w:rPr>
+        <w:rFonts w:ascii="Symbol" w:hAnsi="Symbol" w:cs="Symbol" w:hint="default"/>
+      </w:rPr>
+    </w:lvl>
+    <w:lvl w:ilvl="1">
+      <w:start w:val="1"/>
+      <w:numFmt w:val="decimal"/>
+      <w:lvlText w:val="%2."/>
+      <w:lvlJc w:val="start"/>
+      <w:pPr>
+        <w:tabs>
+          <w:tab w:val="num" w:pos="1080"/>
+        </w:tabs>
+        <w:ind w:start="1080" w:hanging="360"/>
+      </w:pPr>
+    </w:lvl>
+    <w:lvl w:ilvl="2">
+      <w:start w:val="1"/>
+      <w:numFmt w:val="decimal"/>
+      <w:lvlText w:val="%3."/>
+      <w:lvlJc w:val="start"/>
+      <w:pPr>
+        <w:tabs>
+          <w:tab w:val="num" w:pos="1440"/>
+        </w:tabs>
+        <w:ind w:start="1440" w:hanging="360"/>
+      </w:pPr>
+    </w:lvl>
+    <w:lvl w:ilvl="3">
+      <w:start w:val="1"/>
+      <w:numFmt w:val="decimal"/>
+      <w:lvlText w:val="%4."/>
+      <w:lvlJc w:val="start"/>
+      <w:pPr>
+        <w:tabs>
+          <w:tab w:val="num" w:pos="1800"/>
+        </w:tabs>
+        <w:ind w:start="1800" w:hanging="360"/>
+      </w:pPr>
+    </w:lvl>
+    <w:lvl w:ilvl="4">
+      <w:start w:val="1"/>
+      <w:numFmt w:val="decimal"/>
+      <w:lvlText w:val="%5."/>
+      <w:lvlJc w:val="start"/>
+      <w:pPr>
+        <w:tabs>
+          <w:tab w:val="num" w:pos="2160"/>
+        </w:tabs>
+        <w:ind w:start="2160" w:hanging="360"/>
+      </w:pPr>
+    </w:lvl>
+    <w:lvl w:ilvl="5">
+      <w:start w:val="1"/>
+      <w:numFmt w:val="decimal"/>
+      <w:lvlText w:val="%6."/>
+      <w:lvlJc w:val="start"/>
+      <w:pPr>
+        <w:tabs>
+          <w:tab w:val="num" w:pos="2520"/>
+        </w:tabs>
+        <w:ind w:start="2520" w:hanging="360"/>
+      </w:pPr>
+    </w:lvl>
+    <w:lvl w:ilvl="6">
+      <w:start w:val="1"/>
+      <w:numFmt w:val="decimal"/>
+      <w:lvlText w:val="%7."/>
+      <w:lvlJc w:val="start"/>
+      <w:pPr>
+        <w:tabs>
+          <w:tab w:val="num" w:pos="2880"/>
+        </w:tabs>
+        <w:ind w:start="2880" w:hanging="360"/>
+      </w:pPr>
+    </w:lvl>
+    <w:lvl w:ilvl="7">
+      <w:start w:val="1"/>
+      <w:numFmt w:val="decimal"/>
+      <w:lvlText w:val="%8."/>
+      <w:lvlJc w:val="start"/>
+      <w:pPr>
+        <w:tabs>
+          <w:tab w:val="num" w:pos="3240"/>
+        </w:tabs>
+        <w:ind w:start="3240" w:hanging="360"/>
+      </w:pPr>
+    </w:lvl>
+    <w:lvl w:ilvl="8">
+      <w:start w:val="1"/>
+      <w:numFmt w:val="decimal"/>
+      <w:lvlText w:val="%9."/>
+      <w:lvlJc w:val="start"/>
+      <w:pPr>
+        <w:tabs>
+          <w:tab w:val="num" w:pos="3600"/>
+        </w:tabs>
+        <w:ind w:start="3600" w:hanging="360"/>
+      </w:pPr>
+    </w:lvl>
+  </w:abstractNum>
+  <w:abstractNum w:abstractNumId="7">
+    <w:lvl w:ilvl="0">
+      <w:start w:val="1"/>
+      <w:numFmt w:val="bullet"/>
+      <w:suff w:val="nothing"/>
+      <w:lvlText w:val="§"/>
+      <w:lvlJc w:val="start"/>
+      <w:pPr>
+        <w:tabs>
+          <w:tab w:val="num" w:pos="0"/>
+        </w:tabs>
+        <w:ind w:start="0" w:hanging="0"/>
+      </w:pPr>
+      <w:rPr>
+        <w:rFonts w:ascii="Wingdings" w:hAnsi="Wingdings" w:cs="Wingdings" w:hint="default"/>
+      </w:rPr>
+    </w:lvl>
+    <w:lvl w:ilvl="1">
+      <w:start w:val="1"/>
+      <w:numFmt w:val="decimal"/>
+      <w:lvlText w:val="%2."/>
+      <w:lvlJc w:val="start"/>
+      <w:pPr>
+        <w:tabs>
+          <w:tab w:val="num" w:pos="1080"/>
+        </w:tabs>
+        <w:ind w:start="1080" w:hanging="360"/>
+      </w:pPr>
+    </w:lvl>
+    <w:lvl w:ilvl="2">
+      <w:start w:val="1"/>
+      <w:numFmt w:val="decimal"/>
+      <w:lvlText w:val="%3."/>
+      <w:lvlJc w:val="start"/>
+      <w:pPr>
+        <w:tabs>
+          <w:tab w:val="num" w:pos="1440"/>
+        </w:tabs>
+        <w:ind w:start="1440" w:hanging="360"/>
+      </w:pPr>
+    </w:lvl>
+    <w:lvl w:ilvl="3">
+      <w:start w:val="1"/>
+      <w:numFmt w:val="decimal"/>
+      <w:lvlText w:val="%4."/>
+      <w:lvlJc w:val="start"/>
+      <w:pPr>
+        <w:tabs>
+          <w:tab w:val="num" w:pos="1800"/>
+        </w:tabs>
+        <w:ind w:start="1800" w:hanging="360"/>
+      </w:pPr>
+    </w:lvl>
+    <w:lvl w:ilvl="4">
+      <w:start w:val="1"/>
+      <w:numFmt w:val="decimal"/>
+      <w:lvlText w:val="%5."/>
+      <w:lvlJc w:val="start"/>
+      <w:pPr>
+        <w:tabs>
+          <w:tab w:val="num" w:pos="2160"/>
+        </w:tabs>
+        <w:ind w:start="2160" w:hanging="360"/>
+      </w:pPr>
+    </w:lvl>
+    <w:lvl w:ilvl="5">
+      <w:start w:val="1"/>
+      <w:numFmt w:val="decimal"/>
+      <w:lvlText w:val="%6."/>
+      <w:lvlJc w:val="start"/>
+      <w:pPr>
+        <w:tabs>
+          <w:tab w:val="num" w:pos="2520"/>
+        </w:tabs>
+        <w:ind w:start="2520" w:hanging="360"/>
+      </w:pPr>
+    </w:lvl>
+    <w:lvl w:ilvl="6">
+      <w:start w:val="1"/>
+      <w:numFmt w:val="decimal"/>
+      <w:lvlText w:val="%7."/>
+      <w:lvlJc w:val="start"/>
+      <w:pPr>
+        <w:tabs>
+          <w:tab w:val="num" w:pos="2880"/>
+        </w:tabs>
+        <w:ind w:start="2880" w:hanging="360"/>
+      </w:pPr>
+    </w:lvl>
+    <w:lvl w:ilvl="7">
+      <w:start w:val="1"/>
+      <w:numFmt w:val="decimal"/>
+      <w:lvlText w:val="%8."/>
+      <w:lvlJc w:val="start"/>
+      <w:pPr>
+        <w:tabs>
+          <w:tab w:val="num" w:pos="3240"/>
+        </w:tabs>
+        <w:ind w:start="3240" w:hanging="360"/>
+      </w:pPr>
+    </w:lvl>
+    <w:lvl w:ilvl="8">
+      <w:start w:val="1"/>
+      <w:numFmt w:val="decimal"/>
+      <w:lvlText w:val="%9."/>
+      <w:lvlJc w:val="start"/>
+      <w:pPr>
+        <w:tabs>
+          <w:tab w:val="num" w:pos="3600"/>
+        </w:tabs>
+        <w:ind w:start="3600" w:hanging="360"/>
+      </w:pPr>
+    </w:lvl>
+  </w:abstractNum>
+  <w:abstractNum w:abstractNumId="8">
+    <w:lvl w:ilvl="0">
       <w:start w:val="5"/>
       <w:numFmt w:val="decimal"/>
       <w:suff w:val="nothing"/>
@@ -1148,6 +1852,18 @@
   </w:num>
   <w:num w:numId="4">
     <w:abstractNumId w:val="4"/>
+  </w:num>
+  <w:num w:numId="5">
+    <w:abstractNumId w:val="5"/>
+  </w:num>
+  <w:num w:numId="6">
+    <w:abstractNumId w:val="6"/>
+  </w:num>
+  <w:num w:numId="7">
+    <w:abstractNumId w:val="7"/>
+  </w:num>
+  <w:num w:numId="8">
+    <w:abstractNumId w:val="8"/>
   </w:num>
 </w:numbering>
 </file>
@@ -1292,6 +2008,22 @@
     <w:name w:val="Numbers"/>
     <w:qFormat/>
   </w:style>
+  <w:style w:type="numbering" w:styleId="MultiLevel">
+    <w:name w:val="MultiLevel"/>
+    <w:qFormat/>
+  </w:style>
+  <w:style w:type="numbering" w:styleId="Roman">
+    <w:name w:val="Roman"/>
+    <w:qFormat/>
+  </w:style>
+  <w:style w:type="numbering" w:styleId="Dash">
+    <w:name w:val="Dash"/>
+    <w:qFormat/>
+  </w:style>
+  <w:style w:type="numbering" w:styleId="WingBullet">
+    <w:name w:val="WingBullet"/>
+    <w:qFormat/>
+  </w:style>
   <w:style w:type="numbering" w:styleId="FromFive">
     <w:name w:val="FromFive"/>
     <w:qFormat/>

--- a/Tests/fixtures/word97-formatting.docx
+++ b/Tests/fixtures/word97-formatting.docx
@@ -897,6 +897,107 @@
       <w:r>
         <w:rPr/>
         <w:t xml:space="preserve"> symbols</w:t>
+      </w:r>
+    </w:p>
+    <w:p>
+      <w:pPr>
+        <w:pStyle w:val="Normal"/>
+        <w:bidi w:val="0"/>
+        <w:jc w:val="start"/>
+        <w:rPr/>
+      </w:pPr>
+      <w:r>
+        <w:rPr/>
+        <w:t xml:space="preserve">A </w:t>
+      </w:r>
+      <w:r>
+        <w:rPr>
+          <w:shd w:fill="FFFF00" w:val="clear"/>
+        </w:rPr>
+        <w:t>marked</w:t>
+      </w:r>
+      <w:r>
+        <w:rPr/>
+        <w:t xml:space="preserve"> word.</w:t>
+      </w:r>
+    </w:p>
+    <w:p>
+      <w:pPr>
+        <w:pStyle w:val="Normal"/>
+        <w:bidi w:val="0"/>
+        <w:spacing w:lineRule="exact" w:line="400"/>
+        <w:jc w:val="start"/>
+        <w:rPr/>
+      </w:pPr>
+      <w:r>
+        <w:rPr/>
+        <w:t>fixed height line</w:t>
+      </w:r>
+    </w:p>
+    <w:p>
+      <w:pPr>
+        <w:pStyle w:val="Normal"/>
+        <w:bidi w:val="0"/>
+        <w:spacing w:lineRule="atLeast" w:line="360"/>
+        <w:jc w:val="start"/>
+        <w:rPr/>
+      </w:pPr>
+      <w:r>
+        <w:rPr/>
+        <w:t>at least height line</w:t>
+      </w:r>
+    </w:p>
+    <w:p>
+      <w:pPr>
+        <w:pStyle w:val="Normal"/>
+        <w:pBdr>
+          <w:top w:val="single" w:sz="4" w:space="4" w:color="000000"/>
+          <w:left w:val="single" w:sz="4" w:space="4" w:color="000000"/>
+          <w:bottom w:val="single" w:sz="4" w:space="4" w:color="000000"/>
+          <w:right w:val="single" w:sz="4" w:space="4" w:color="000000"/>
+        </w:pBdr>
+        <w:shd w:fill="EEEEEE" w:val="clear"/>
+        <w:bidi w:val="0"/>
+        <w:jc w:val="start"/>
+        <w:rPr/>
+      </w:pPr>
+      <w:r>
+        <w:rPr/>
+        <w:t>boxed one</w:t>
+      </w:r>
+    </w:p>
+    <w:p>
+      <w:pPr>
+        <w:pStyle w:val="Normal"/>
+        <w:pBdr>
+          <w:top w:val="single" w:sz="4" w:space="4" w:color="000000"/>
+          <w:left w:val="single" w:sz="4" w:space="4" w:color="000000"/>
+          <w:bottom w:val="single" w:sz="4" w:space="4" w:color="000000"/>
+          <w:right w:val="single" w:sz="4" w:space="4" w:color="000000"/>
+        </w:pBdr>
+        <w:shd w:fill="EEEEEE" w:val="clear"/>
+        <w:bidi w:val="0"/>
+        <w:jc w:val="start"/>
+        <w:rPr/>
+      </w:pPr>
+      <w:r>
+        <w:rPr/>
+        <w:t>boxed two</w:t>
+      </w:r>
+    </w:p>
+    <w:p>
+      <w:pPr>
+        <w:pStyle w:val="Normal"/>
+        <w:pBdr>
+          <w:top w:val="single" w:sz="8" w:space="2" w:color="808080"/>
+        </w:pBdr>
+        <w:bidi w:val="0"/>
+        <w:jc w:val="start"/>
+        <w:rPr/>
+      </w:pPr>
+      <w:r>
+        <w:rPr/>
+        <w:t>ruled paragraph</w:t>
       </w:r>
       <w:r>
         <w:br w:type="page"/>

--- a/Tests/fixtures/word97-formatting.docx
+++ b/Tests/fixtures/word97-formatting.docx
@@ -764,6 +764,116 @@
             <w:r>
               <w:rPr/>
               <w:t>layout right</w:t>
+            </w:r>
+          </w:p>
+        </w:tc>
+      </w:tr>
+    </w:tbl>
+    <w:p>
+      <w:pPr>
+        <w:pStyle w:val="Normal"/>
+        <w:bidi w:val="0"/>
+        <w:jc w:val="start"/>
+        <w:rPr/>
+      </w:pPr>
+      <w:r>
+        <w:rPr/>
+        <w:t>Before the narrow table.</w:t>
+      </w:r>
+    </w:p>
+    <w:tbl>
+      <w:tblPr>
+        <w:tblW w:w="4320" w:type="dxa"/>
+        <w:jc w:val="center"/>
+        <w:tblInd w:w="0" w:type="dxa"/>
+        <w:tblLayout w:type="fixed"/>
+        <w:tblCellMar>
+          <w:top w:w="144" w:type="dxa"/>
+          <w:start w:w="144" w:type="dxa"/>
+          <w:bottom w:w="144" w:type="dxa"/>
+          <w:end w:w="144" w:type="dxa"/>
+        </w:tblCellMar>
+      </w:tblPr>
+      <w:tblGrid>
+        <w:gridCol w:w="2160"/>
+        <w:gridCol w:w="2160"/>
+      </w:tblGrid>
+      <w:tr>
+        <w:trPr/>
+        <w:tc>
+          <w:tcPr>
+            <w:tcW w:w="2160" w:type="dxa"/>
+            <w:tcBorders>
+              <w:top w:val="single" w:sz="4" w:space="0" w:color="000000"/>
+              <w:start w:val="single" w:sz="4" w:space="0" w:color="000000"/>
+              <w:bottom w:val="single" w:sz="4" w:space="0" w:color="000000"/>
+              <w:end w:val="single" w:sz="4" w:space="0" w:color="000000"/>
+            </w:tcBorders>
+            <w:vAlign w:val="center"/>
+          </w:tcPr>
+          <w:p>
+            <w:pPr>
+              <w:pStyle w:val="Normal"/>
+              <w:bidi w:val="0"/>
+              <w:jc w:val="start"/>
+              <w:rPr/>
+            </w:pPr>
+            <w:r>
+              <w:rPr/>
+              <w:t>middle cell</w:t>
+            </w:r>
+          </w:p>
+        </w:tc>
+        <w:tc>
+          <w:tcPr>
+            <w:tcW w:w="2160" w:type="dxa"/>
+            <w:tcBorders>
+              <w:top w:val="single" w:sz="4" w:space="0" w:color="000000"/>
+              <w:start w:val="single" w:sz="4" w:space="0" w:color="000000"/>
+              <w:bottom w:val="single" w:sz="4" w:space="0" w:color="000000"/>
+              <w:end w:val="single" w:sz="4" w:space="0" w:color="000000"/>
+            </w:tcBorders>
+            <w:tcMar>
+              <w:top w:w="29" w:type="dxa"/>
+              <w:start w:w="29" w:type="dxa"/>
+              <w:bottom w:w="29" w:type="dxa"/>
+              <w:end w:w="29" w:type="dxa"/>
+            </w:tcMar>
+          </w:tcPr>
+          <w:p>
+            <w:pPr>
+              <w:pStyle w:val="Normal"/>
+              <w:bidi w:val="0"/>
+              <w:jc w:val="start"/>
+              <w:rPr/>
+            </w:pPr>
+            <w:r>
+              <w:rPr/>
+              <w:t>tall one</w:t>
+            </w:r>
+          </w:p>
+          <w:p>
+            <w:pPr>
+              <w:pStyle w:val="Normal"/>
+              <w:bidi w:val="0"/>
+              <w:jc w:val="start"/>
+              <w:rPr/>
+            </w:pPr>
+            <w:r>
+              <w:rPr/>
+              <w:t>tall two</w:t>
+            </w:r>
+          </w:p>
+          <w:p>
+            <w:pPr>
+              <w:pStyle w:val="Normal"/>
+              <w:bidi w:val="0"/>
+              <w:jc w:val="start"/>
+              <w:rPr/>
+            </w:pPr>
+            <w:r>
+              <w:rPr/>
+              <w:t>tall three</w:t>
             </w:r>
           </w:p>
         </w:tc>

--- a/Tests/fixtures/word97-formatting.docx
+++ b/Tests/fixtures/word97-formatting.docx
@@ -726,14 +726,14 @@
         </w:tblCellMar>
       </w:tblPr>
       <w:tblGrid>
-        <w:gridCol w:w="4818"/>
-        <w:gridCol w:w="4820"/>
+        <w:gridCol w:w="4607"/>
+        <w:gridCol w:w="4609"/>
       </w:tblGrid>
       <w:tr>
         <w:trPr/>
         <w:tc>
           <w:tcPr>
-            <w:tcW w:w="4818" w:type="dxa"/>
+            <w:tcW w:w="4607" w:type="dxa"/>
             <w:tcBorders/>
           </w:tcPr>
           <w:p>
@@ -751,7 +751,7 @@
         </w:tc>
         <w:tc>
           <w:tcPr>
-            <w:tcW w:w="4820" w:type="dxa"/>
+            <w:tcW w:w="4609" w:type="dxa"/>
             <w:tcBorders/>
           </w:tcPr>
           <w:p>
@@ -1126,15 +1126,133 @@
       </w:r>
     </w:p>
     <w:sectPr>
+      <w:headerReference w:type="default" r:id="rId4"/>
+      <w:headerReference w:type="first" r:id="rId5"/>
+      <w:footerReference w:type="default" r:id="rId6"/>
+      <w:footerReference w:type="first" r:id="rId7"/>
       <w:type w:val="nextPage"/>
-      <w:pgSz w:w="11906" w:h="16838"/>
-      <w:pgMar w:left="1134" w:right="1134" w:gutter="0" w:header="0" w:top="1134" w:footer="0" w:bottom="1134"/>
+      <w:pgSz w:w="12240" w:h="15840"/>
+      <w:pgMar w:left="1728" w:right="1296" w:gutter="0" w:header="720" w:top="1261" w:footer="576" w:bottom="1008"/>
       <w:pgNumType w:fmt="decimal"/>
       <w:formProt w:val="false"/>
+      <w:titlePg/>
       <w:textDirection w:val="lrTb"/>
+      <w:docGrid w:type="default" w:linePitch="600" w:charSpace="36864"/>
     </w:sectPr>
   </w:body>
 </w:document>
+</file>
+
+<file path=word/footer1.xml><?xml version="1.0" encoding="utf-8"?>
+<w:ftr xmlns:o="urn:schemas-microsoft-com:office:office" xmlns:r="http://schemas.openxmlformats.org/officeDocument/2006/relationships" xmlns:v="urn:schemas-microsoft-com:vml" xmlns:w="http://schemas.openxmlformats.org/wordprocessingml/2006/main" xmlns:w10="urn:schemas-microsoft-com:office:word" xmlns:wp="http://schemas.openxmlformats.org/drawingml/2006/wordprocessingDrawing" xmlns:wps="http://schemas.microsoft.com/office/word/2010/wordprocessingShape" xmlns:wpg="http://schemas.microsoft.com/office/word/2010/wordprocessingGroup" xmlns:mc="http://schemas.openxmlformats.org/markup-compatibility/2006" xmlns:wp14="http://schemas.microsoft.com/office/word/2010/wordprocessingDrawing" xmlns:w14="http://schemas.microsoft.com/office/word/2010/wordml" xmlns:w15="http://schemas.microsoft.com/office/word/2012/wordml" mc:Ignorable="w14 wp14 w15">
+  <w:p>
+    <w:pPr>
+      <w:pStyle w:val="Normal"/>
+      <w:bidi w:val="0"/>
+      <w:jc w:val="start"/>
+      <w:rPr/>
+    </w:pPr>
+    <w:r>
+      <w:rPr/>
+      <w:t>Fixture footer</w:t>
+    </w:r>
+  </w:p>
+</w:ftr>
+</file>
+
+<file path=word/footer2.xml><?xml version="1.0" encoding="utf-8"?>
+<w:ftr xmlns:o="urn:schemas-microsoft-com:office:office" xmlns:r="http://schemas.openxmlformats.org/officeDocument/2006/relationships" xmlns:v="urn:schemas-microsoft-com:vml" xmlns:w="http://schemas.openxmlformats.org/wordprocessingml/2006/main" xmlns:w10="urn:schemas-microsoft-com:office:word" xmlns:wp="http://schemas.openxmlformats.org/drawingml/2006/wordprocessingDrawing" xmlns:wps="http://schemas.microsoft.com/office/word/2010/wordprocessingShape" xmlns:wpg="http://schemas.microsoft.com/office/word/2010/wordprocessingGroup" xmlns:mc="http://schemas.openxmlformats.org/markup-compatibility/2006" xmlns:wp14="http://schemas.microsoft.com/office/word/2010/wordprocessingDrawing" xmlns:w14="http://schemas.microsoft.com/office/word/2010/wordml" xmlns:w15="http://schemas.microsoft.com/office/word/2012/wordml" mc:Ignorable="w14 wp14 w15">
+  <w:p>
+    <w:pPr>
+      <w:pStyle w:val="Normal"/>
+      <w:bidi w:val="0"/>
+      <w:jc w:val="start"/>
+      <w:rPr/>
+    </w:pPr>
+    <w:r>
+      <w:rPr/>
+      <w:t>First page footer</w:t>
+    </w:r>
+  </w:p>
+</w:ftr>
+</file>
+
+<file path=word/header1.xml><?xml version="1.0" encoding="utf-8"?>
+<w:hdr xmlns:o="urn:schemas-microsoft-com:office:office" xmlns:r="http://schemas.openxmlformats.org/officeDocument/2006/relationships" xmlns:v="urn:schemas-microsoft-com:vml" xmlns:w="http://schemas.openxmlformats.org/wordprocessingml/2006/main" xmlns:w10="urn:schemas-microsoft-com:office:word" xmlns:wp="http://schemas.openxmlformats.org/drawingml/2006/wordprocessingDrawing" xmlns:wps="http://schemas.microsoft.com/office/word/2010/wordprocessingShape" xmlns:wpg="http://schemas.microsoft.com/office/word/2010/wordprocessingGroup" xmlns:mc="http://schemas.openxmlformats.org/markup-compatibility/2006" xmlns:wp14="http://schemas.microsoft.com/office/word/2010/wordprocessingDrawing" xmlns:w14="http://schemas.microsoft.com/office/word/2010/wordml" xmlns:w15="http://schemas.microsoft.com/office/word/2012/wordml" mc:Ignorable="w14 wp14 w15">
+  <w:p>
+    <w:pPr>
+      <w:pStyle w:val="Normal"/>
+      <w:bidi w:val="0"/>
+      <w:jc w:val="start"/>
+      <w:rPr/>
+    </w:pPr>
+    <w:r>
+      <w:rPr/>
+      <w:t xml:space="preserve">Fixture header page </w:t>
+    </w:r>
+    <w:r>
+      <w:rPr/>
+      <w:fldChar w:fldCharType="begin"/>
+    </w:r>
+    <w:r>
+      <w:rPr/>
+      <w:instrText xml:space="preserve"> PAGE </w:instrText>
+    </w:r>
+    <w:r>
+      <w:rPr/>
+      <w:fldChar w:fldCharType="separate"/>
+    </w:r>
+    <w:r>
+      <w:rPr/>
+      <w:t>2</w:t>
+    </w:r>
+    <w:r>
+      <w:rPr/>
+      <w:fldChar w:fldCharType="end"/>
+    </w:r>
+    <w:r>
+      <w:rPr/>
+      <w:t xml:space="preserve"> of </w:t>
+    </w:r>
+    <w:r>
+      <w:rPr/>
+      <w:fldChar w:fldCharType="begin"/>
+    </w:r>
+    <w:r>
+      <w:rPr/>
+      <w:instrText xml:space="preserve"> NUMPAGES </w:instrText>
+    </w:r>
+    <w:r>
+      <w:rPr/>
+      <w:fldChar w:fldCharType="separate"/>
+    </w:r>
+    <w:r>
+      <w:rPr/>
+      <w:t>2</w:t>
+    </w:r>
+    <w:r>
+      <w:rPr/>
+      <w:fldChar w:fldCharType="end"/>
+    </w:r>
+  </w:p>
+</w:hdr>
+</file>
+
+<file path=word/header2.xml><?xml version="1.0" encoding="utf-8"?>
+<w:hdr xmlns:o="urn:schemas-microsoft-com:office:office" xmlns:r="http://schemas.openxmlformats.org/officeDocument/2006/relationships" xmlns:v="urn:schemas-microsoft-com:vml" xmlns:w="http://schemas.openxmlformats.org/wordprocessingml/2006/main" xmlns:w10="urn:schemas-microsoft-com:office:word" xmlns:wp="http://schemas.openxmlformats.org/drawingml/2006/wordprocessingDrawing" xmlns:wps="http://schemas.microsoft.com/office/word/2010/wordprocessingShape" xmlns:wpg="http://schemas.microsoft.com/office/word/2010/wordprocessingGroup" xmlns:mc="http://schemas.openxmlformats.org/markup-compatibility/2006" xmlns:wp14="http://schemas.microsoft.com/office/word/2010/wordprocessingDrawing" xmlns:w14="http://schemas.microsoft.com/office/word/2010/wordml" xmlns:w15="http://schemas.microsoft.com/office/word/2012/wordml" mc:Ignorable="w14 wp14 w15">
+  <w:p>
+    <w:pPr>
+      <w:pStyle w:val="Normal"/>
+      <w:bidi w:val="0"/>
+      <w:jc w:val="start"/>
+      <w:rPr/>
+    </w:pPr>
+    <w:r>
+      <w:rPr/>
+      <w:t>First page header</w:t>
+    </w:r>
+  </w:p>
+</w:hdr>
 </file>
 
 <file path=word/numbering.xml><?xml version="1.0" encoding="utf-8"?>
@@ -2115,25 +2233,18 @@
   </w:style>
   <w:style w:type="paragraph" w:styleId="Heading1">
     <w:name w:val="Heading 1"/>
-    <w:next w:val="BodyText"/>
+    <w:basedOn w:val="Normal"/>
     <w:qFormat/>
     <w:pPr>
-      <w:widowControl w:val="false"/>
       <w:numPr>
         <w:ilvl w:val="0"/>
         <w:numId w:val="1"/>
       </w:numPr>
-      <w:bidi w:val="0"/>
       <w:outlineLvl w:val="0"/>
     </w:pPr>
     <w:rPr>
-      <w:rFonts w:ascii="Liberation Serif" w:hAnsi="Liberation Serif" w:eastAsia="WenQuanYi Zen Hei" w:cs="FreeSans"/>
       <w:b/>
-      <w:color w:val="auto"/>
-      <w:kern w:val="2"/>
       <w:sz w:val="36"/>
-      <w:szCs w:val="24"/>
-      <w:lang w:val="en-US" w:eastAsia="zh-CN" w:bidi="hi-IN"/>
     </w:rPr>
   </w:style>
   <w:style w:type="character" w:styleId="Hyperlink">
@@ -2200,6 +2311,36 @@
     <w:rPr>
       <w:rFonts w:cs="FreeSans"/>
     </w:rPr>
+  </w:style>
+  <w:style w:type="paragraph" w:styleId="HeaderandFooter">
+    <w:name w:val="Header and Footer"/>
+    <w:basedOn w:val="Normal"/>
+    <w:qFormat/>
+    <w:pPr>
+      <w:suppressLineNumbers/>
+      <w:tabs>
+        <w:tab w:val="clear" w:pos="720"/>
+        <w:tab w:val="center" w:pos="4819" w:leader="none"/>
+        <w:tab w:val="right" w:pos="9638" w:leader="none"/>
+      </w:tabs>
+    </w:pPr>
+    <w:rPr/>
+  </w:style>
+  <w:style w:type="paragraph" w:styleId="Header">
+    <w:name w:val="Header"/>
+    <w:basedOn w:val="HeaderandFooter"/>
+    <w:pPr>
+      <w:suppressLineNumbers/>
+    </w:pPr>
+    <w:rPr/>
+  </w:style>
+  <w:style w:type="paragraph" w:styleId="Footer">
+    <w:name w:val="Footer"/>
+    <w:basedOn w:val="HeaderandFooter"/>
+    <w:pPr>
+      <w:suppressLineNumbers/>
+    </w:pPr>
+    <w:rPr/>
   </w:style>
   <w:style w:type="paragraph" w:styleId="TableContents">
     <w:name w:val="Table Contents"/>
